--- a/testakten/schwerbehindertenrecht-autismus-adhs-arbeitsleben-wuppertal/01_mandatsnotiz_neurodivergenz.docx
+++ b/testakten/schwerbehindertenrecht-autismus-adhs-arbeitsleben-wuppertal/01_mandatsnotiz_neurodivergenz.docx
@@ -70,7 +70,27 @@
         <w:t>Primär Schwerbehindertenrecht und Teilhabe. Parallel prüfen: Gleichstellung über Agentur für Arbeit, Leistungen zur Teilhabe am Arbeitsleben, medizinische Rehabilitation und nur als Fernpunkt Erwerbsminderungsrente. Arbeitsrechtliche Kündigungsverteidigung separat koordinieren.</w:t>
       </w:r>
     </w:p>
+    <w:p>
+      <w:pPr>
+        <w:pStyle w:val="Heading2"/>
+      </w:pPr>
+      <w:r>
+        <w:t>Erstgespräch und konkrete Teilhabefolgen</w:t>
+      </w:r>
+    </w:p>
+    <w:p>
+      <w:r>
+        <w:t>Julian Arendt erschien am 26. Juni 2026 um 08:40 Uhr mit seiner Schwester und einer Mappe der Autismusambulanz. Er arbeitet seit 2017 als technischer Zeichner bei der Bergische Anlagenbau GmbH. Seit dem Umbau zum Großraumbüro im Oktober 2025 häuften sich Migräne, kurzfristige Ausfälle und Situationen, in denen er nach mehreren gleichzeitigen Anforderungen nicht mehr sprechen konnte.</w:t>
+      </w:r>
+    </w:p>
+    <w:p>
+      <w:r>
+        <w:t>Er wohnt allein und bewältigt bekannte Alltagswege. Probleme entstehen bei kurzfristigen Planwechseln, Telefonunterbrechungen, ungeklärten Zuständigkeiten und dichtem Publikumsverkehr. Als Belege liegen Fehlzeitenlisten, BEM-Einladung, Arbeitsplatzmails, der Ambulanzbericht und ein Reizprotokoll vor. Eine abschließende Erwerbsminderungsfrage ist nicht Gegenstand des laufenden GdB-Widerspruchs.</w:t>
+      </w:r>
+    </w:p>
     <w:sectPr>
+      <w:headerReference w:type="default" r:id="rId9"/>
+      <w:footerReference w:type="default" r:id="rId10"/>
       <w:pgSz w:w="11906" w:h="16838"/>
       <w:pgMar w:top="1417" w:right="1417" w:bottom="1417" w:left="1417" w:header="720" w:footer="720" w:gutter="0"/>
       <w:cols w:space="720"/>
@@ -78,6 +98,44 @@
     </w:sectPr>
   </w:body>
 </w:document>
+</file>
+
+<file path=word/footer1.xml><?xml version="1.0" encoding="utf-8"?>
+<w:ftr xmlns:m="http://schemas.openxmlformats.org/officeDocument/2006/math" xmlns:mc="http://schemas.openxmlformats.org/markup-compatibility/2006" xmlns:mo="http://schemas.microsoft.com/office/mac/office/2008/main" xmlns:mv="urn:schemas-microsoft-com:mac:vml" xmlns:o="urn:schemas-microsoft-com:office:office" xmlns:r="http://schemas.openxmlformats.org/officeDocument/2006/relationships" xmlns:v="urn:schemas-microsoft-com:vml" xmlns:w10="urn:schemas-microsoft-com:office:word" xmlns:w14="http://schemas.microsoft.com/office/word/2010/wordml" xmlns:w="http://schemas.openxmlformats.org/wordprocessingml/2006/main" xmlns:wne="http://schemas.microsoft.com/office/word/2006/wordml" xmlns:wp14="http://schemas.microsoft.com/office/word/2010/wordprocessingDrawing" xmlns:wp="http://schemas.openxmlformats.org/drawingml/2006/wordprocessingDrawing" xmlns:wpc="http://schemas.microsoft.com/office/word/2010/wordprocessingCanvas" xmlns:wpg="http://schemas.microsoft.com/office/word/2010/wordprocessingGroup" xmlns:wpi="http://schemas.microsoft.com/office/word/2010/wordprocessingInk" xmlns:wps="http://schemas.microsoft.com/office/word/2010/wordprocessingShape" mc:Ignorable="w14 wp14">
+  <w:p>
+    <w:pPr>
+      <w:pStyle w:val="Footer"/>
+      <w:jc w:val="center"/>
+    </w:pPr>
+    <w:r>
+      <w:rPr>
+        <w:rFonts w:ascii="Arial" w:hAnsi="Arial"/>
+        <w:color w:val="6E6E6E"/>
+        <w:sz w:val="16"/>
+      </w:rPr>
+      <w:t>Aktenstück 01_mandatsnotiz_neurodivergenz.docx · Arbeitsstand</w:t>
+    </w:r>
+  </w:p>
+</w:ftr>
+</file>
+
+<file path=word/header1.xml><?xml version="1.0" encoding="utf-8"?>
+<w:hdr xmlns:m="http://schemas.openxmlformats.org/officeDocument/2006/math" xmlns:mc="http://schemas.openxmlformats.org/markup-compatibility/2006" xmlns:mo="http://schemas.microsoft.com/office/mac/office/2008/main" xmlns:mv="urn:schemas-microsoft-com:mac:vml" xmlns:o="urn:schemas-microsoft-com:office:office" xmlns:r="http://schemas.openxmlformats.org/officeDocument/2006/relationships" xmlns:v="urn:schemas-microsoft-com:vml" xmlns:w10="urn:schemas-microsoft-com:office:word" xmlns:w14="http://schemas.microsoft.com/office/word/2010/wordml" xmlns:w="http://schemas.openxmlformats.org/wordprocessingml/2006/main" xmlns:wne="http://schemas.microsoft.com/office/word/2006/wordml" xmlns:wp14="http://schemas.microsoft.com/office/word/2010/wordprocessingDrawing" xmlns:wp="http://schemas.openxmlformats.org/drawingml/2006/wordprocessingDrawing" xmlns:wpc="http://schemas.microsoft.com/office/word/2010/wordprocessingCanvas" xmlns:wpg="http://schemas.microsoft.com/office/word/2010/wordprocessingGroup" xmlns:wpi="http://schemas.microsoft.com/office/word/2010/wordprocessingInk" xmlns:wps="http://schemas.microsoft.com/office/word/2010/wordprocessingShape" mc:Ignorable="w14 wp14">
+  <w:p>
+    <w:pPr>
+      <w:pStyle w:val="Header"/>
+      <w:jc w:val="right"/>
+    </w:pPr>
+    <w:r>
+      <w:rPr>
+        <w:rFonts w:ascii="Arial" w:hAnsi="Arial"/>
+        <w:color w:val="535E67"/>
+        <w:sz w:val="16"/>
+      </w:rPr>
+      <w:t>Arendt / GdB · WUP-26-184</w:t>
+    </w:r>
+  </w:p>
+</w:hdr>
 </file>
 
 <file path=word/numbering.xml><?xml version="1.0" encoding="utf-8"?>
@@ -443,9 +501,12 @@
     <w:name w:val="Normal"/>
     <w:qFormat/>
     <w:rsid w:val="00FC693F"/>
+    <w:pPr>
+      <w:spacing w:after="120"/>
+    </w:pPr>
     <w:rPr>
-      <w:rFonts w:ascii="Times New Roman" w:hAnsi="Times New Roman"/>
-      <w:sz w:val="22"/>
+      <w:rFonts w:ascii="Arial" w:hAnsi="Arial"/>
+      <w:sz w:val="21"/>
     </w:rPr>
   </w:style>
   <w:style w:type="paragraph" w:styleId="Header">
@@ -507,9 +568,10 @@
       <w:outlineLvl w:val="0"/>
     </w:pPr>
     <w:rPr>
-      <w:rFonts w:asciiTheme="majorHAnsi" w:eastAsiaTheme="majorEastAsia" w:hAnsiTheme="majorHAnsi" w:cstheme="majorBidi" w:ascii="Times New Roman" w:hAnsi="Times New Roman"/>
+      <w:rFonts w:asciiTheme="majorHAnsi" w:eastAsiaTheme="majorEastAsia" w:hAnsiTheme="majorHAnsi" w:cstheme="majorBidi" w:ascii="Arial" w:hAnsi="Arial"/>
       <w:b/>
       <w:bCs/>
+      <w:color w:val="24364B"/>
       <w:sz w:val="28"/>
       <w:szCs w:val="28"/>
     </w:rPr>
@@ -530,9 +592,10 @@
       <w:outlineLvl w:val="1"/>
     </w:pPr>
     <w:rPr>
-      <w:rFonts w:asciiTheme="majorHAnsi" w:eastAsiaTheme="majorEastAsia" w:hAnsiTheme="majorHAnsi" w:cstheme="majorBidi" w:ascii="Times New Roman" w:hAnsi="Times New Roman"/>
+      <w:rFonts w:asciiTheme="majorHAnsi" w:eastAsiaTheme="majorEastAsia" w:hAnsiTheme="majorHAnsi" w:cstheme="majorBidi" w:ascii="Arial" w:hAnsi="Arial"/>
       <w:b/>
       <w:bCs/>
+      <w:color w:val="24364B"/>
       <w:sz w:val="24"/>
       <w:szCs w:val="26"/>
     </w:rPr>
@@ -794,8 +857,8 @@
       <w:contextualSpacing/>
     </w:pPr>
     <w:rPr>
-      <w:rFonts w:asciiTheme="majorHAnsi" w:eastAsiaTheme="majorEastAsia" w:hAnsiTheme="majorHAnsi" w:cstheme="majorBidi"/>
-      <w:color w:val="17365D" w:themeColor="text2" w:themeShade="BF"/>
+      <w:rFonts w:asciiTheme="majorHAnsi" w:eastAsiaTheme="majorEastAsia" w:hAnsiTheme="majorHAnsi" w:cstheme="majorBidi" w:ascii="Arial" w:hAnsi="Arial"/>
+      <w:color w:val="24364B"/>
       <w:spacing w:val="5"/>
       <w:kern w:val="28"/>
       <w:sz w:val="52"/>
